--- a/MyDocumentConverterMultiOSV10/samples/output/wiki/jira/docx.docx
+++ b/MyDocumentConverterMultiOSV10/samples/output/wiki/jira/docx.docx
@@ -83,7 +83,7 @@
       <w:r>
         <w:t xml:space="preserve">, 그리고 </w:t>
       </w:r>
-      <w:hyperlink w:history="1" r:id="rIdtwcvrptyaugghad0yiduh">
+      <w:hyperlink w:history="1" r:id="rIdz3sfdo5ya4msopyjumv8a">
         <w:r>
           <w:rPr>
             <w:rStyle w:val="Hyperlink"/>
@@ -710,7 +710,7 @@
       <w:r>
         <w:t xml:space="preserve">각주가 붙은 문장입니다. (각주의 내용입니다.) 자동 링크 </w:t>
       </w:r>
-      <w:hyperlink w:history="1" r:id="rIdxvuwyrdmkwy71z8tpglyb">
+      <w:hyperlink w:history="1" r:id="rIdujrjg14t3foj09pjnlxeh">
         <w:r>
           <w:rPr>
             <w:rStyle w:val="Hyperlink"/>
@@ -721,7 +721,7 @@
       <w:r>
         <w:t xml:space="preserve"> 와 </w:t>
       </w:r>
-      <w:hyperlink w:history="1" r:id="rId9klyu4r4gnoyuk5auamus">
+      <w:hyperlink w:history="1" r:id="rIdv4xaqvcdafhqmqlzxyhsa">
         <w:r>
           <w:rPr>
             <w:rStyle w:val="Hyperlink"/>
